--- a/Portal_Database_Design/APIs/User_APIs.docx
+++ b/Portal_Database_Design/APIs/User_APIs.docx
@@ -1242,41 +1242,7 @@
                 <w:szCs w:val="24"/>
                 <w:u w:val="none"/>
               </w:rPr>
-              <w:t xml:space="preserve">USER record’s </w:t>
-            </w:r>
-            <w:r>
-              <w:rPr>
-                <w:b w:val="false"/>
-                <w:bCs w:val="false"/>
-                <w:i w:val="false"/>
-                <w:iCs w:val="false"/>
-                <w:strike w:val="false"/>
-                <w:dstrike w:val="false"/>
-                <w:outline w:val="false"/>
-                <w:shadow w:val="false"/>
-                <w:color w:val="000000"/>
-                <w:sz w:val="24"/>
-                <w:szCs w:val="24"/>
-                <w:u w:val="none"/>
-              </w:rPr>
-              <w:t>user_</w:t>
-            </w:r>
-            <w:r>
-              <w:rPr>
-                <w:b w:val="false"/>
-                <w:bCs w:val="false"/>
-                <w:i w:val="false"/>
-                <w:iCs w:val="false"/>
-                <w:strike w:val="false"/>
-                <w:dstrike w:val="false"/>
-                <w:outline w:val="false"/>
-                <w:shadow w:val="false"/>
-                <w:color w:val="000000"/>
-                <w:sz w:val="24"/>
-                <w:szCs w:val="24"/>
-                <w:u w:val="none"/>
-              </w:rPr>
-              <w:t>password is updated.</w:t>
+              <w:t>USER record’s user_password is updated.</w:t>
             </w:r>
           </w:p>
         </w:tc>
@@ -1375,41 +1341,7 @@
                 <w:szCs w:val="24"/>
                 <w:u w:val="none"/>
               </w:rPr>
-              <w:t xml:space="preserve">Update the USER’s </w:t>
-            </w:r>
-            <w:r>
-              <w:rPr>
-                <w:b w:val="false"/>
-                <w:bCs w:val="false"/>
-                <w:i w:val="false"/>
-                <w:iCs w:val="false"/>
-                <w:strike w:val="false"/>
-                <w:dstrike w:val="false"/>
-                <w:outline w:val="false"/>
-                <w:shadow w:val="false"/>
-                <w:color w:val="000000"/>
-                <w:sz w:val="24"/>
-                <w:szCs w:val="24"/>
-                <w:u w:val="none"/>
-              </w:rPr>
-              <w:t>status</w:t>
-            </w:r>
-            <w:r>
-              <w:rPr>
-                <w:b w:val="false"/>
-                <w:bCs w:val="false"/>
-                <w:i w:val="false"/>
-                <w:iCs w:val="false"/>
-                <w:strike w:val="false"/>
-                <w:dstrike w:val="false"/>
-                <w:outline w:val="false"/>
-                <w:shadow w:val="false"/>
-                <w:color w:val="000000"/>
-                <w:sz w:val="24"/>
-                <w:szCs w:val="24"/>
-                <w:u w:val="none"/>
-              </w:rPr>
-              <w:t>.</w:t>
+              <w:t>Update the USER’s status.</w:t>
             </w:r>
           </w:p>
         </w:tc>
@@ -2550,6 +2482,1997 @@
       </w:pPr>
       <w:r>
         <w:rPr/>
+      </w:r>
+    </w:p>
+    <w:p>
+      <w:pPr>
+        <w:pStyle w:val="Normal"/>
+        <w:bidi w:val="0"/>
+        <w:jc w:val="center"/>
+        <w:rPr>
+          <w:b/>
+          <w:bCs/>
+        </w:rPr>
+      </w:pPr>
+      <w:r>
+        <w:rPr>
+          <w:b/>
+          <w:bCs/>
+        </w:rPr>
+        <w:t>UNIT TESTS</w:t>
+      </w:r>
+    </w:p>
+    <w:p>
+      <w:pPr>
+        <w:pStyle w:val="Normal"/>
+        <w:bidi w:val="0"/>
+        <w:jc w:val="both"/>
+        <w:rPr>
+          <w:b w:val="false"/>
+          <w:bCs w:val="false"/>
+        </w:rPr>
+      </w:pPr>
+      <w:r>
+        <w:rPr>
+          <w:b w:val="false"/>
+          <w:bCs w:val="false"/>
+        </w:rPr>
+        <w:t>The following unit tests bypass the DTOs and use the methods of users.service.ts. Please number the tests. Please do not check for the user_password value in any of the tests.</w:t>
+      </w:r>
+    </w:p>
+    <w:p>
+      <w:pPr>
+        <w:pStyle w:val="Normal"/>
+        <w:bidi w:val="0"/>
+        <w:jc w:val="both"/>
+        <w:rPr>
+          <w:b w:val="false"/>
+          <w:bCs w:val="false"/>
+        </w:rPr>
+      </w:pPr>
+      <w:r>
+        <w:rPr>
+          <w:b w:val="false"/>
+          <w:bCs w:val="false"/>
+        </w:rPr>
+      </w:r>
+    </w:p>
+    <w:p>
+      <w:pPr>
+        <w:pStyle w:val="Normal"/>
+        <w:bidi w:val="0"/>
+        <w:jc w:val="both"/>
+        <w:rPr>
+          <w:b w:val="false"/>
+          <w:bCs w:val="false"/>
+        </w:rPr>
+      </w:pPr>
+      <w:r>
+        <w:rPr>
+          <w:b w:val="false"/>
+          <w:bCs w:val="false"/>
+        </w:rPr>
+      </w:r>
+    </w:p>
+    <w:p>
+      <w:pPr>
+        <w:pStyle w:val="Normal"/>
+        <w:bidi w:val="0"/>
+        <w:jc w:val="both"/>
+        <w:rPr>
+          <w:b w:val="false"/>
+          <w:bCs w:val="false"/>
+        </w:rPr>
+      </w:pPr>
+      <w:r>
+        <w:rPr>
+          <w:b w:val="false"/>
+          <w:bCs w:val="false"/>
+        </w:rPr>
+      </w:r>
+    </w:p>
+    <w:p>
+      <w:pPr>
+        <w:pStyle w:val="Normal"/>
+        <w:bidi w:val="0"/>
+        <w:jc w:val="both"/>
+        <w:rPr>
+          <w:b w:val="false"/>
+          <w:bCs w:val="false"/>
+        </w:rPr>
+      </w:pPr>
+      <w:r>
+        <w:rPr>
+          <w:b w:val="false"/>
+          <w:bCs w:val="false"/>
+        </w:rPr>
+      </w:r>
+    </w:p>
+    <w:p>
+      <w:pPr>
+        <w:pStyle w:val="Normal"/>
+        <w:bidi w:val="0"/>
+        <w:jc w:val="both"/>
+        <w:rPr>
+          <w:b w:val="false"/>
+          <w:bCs w:val="false"/>
+        </w:rPr>
+      </w:pPr>
+      <w:r>
+        <w:rPr>
+          <w:b w:val="false"/>
+          <w:bCs w:val="false"/>
+        </w:rPr>
+      </w:r>
+    </w:p>
+    <w:p>
+      <w:pPr>
+        <w:pStyle w:val="Normal"/>
+        <w:bidi w:val="0"/>
+        <w:jc w:val="both"/>
+        <w:rPr>
+          <w:b w:val="false"/>
+          <w:bCs w:val="false"/>
+        </w:rPr>
+      </w:pPr>
+      <w:r>
+        <w:rPr>
+          <w:b w:val="false"/>
+          <w:bCs w:val="false"/>
+        </w:rPr>
+      </w:r>
+    </w:p>
+    <w:p>
+      <w:pPr>
+        <w:pStyle w:val="Normal"/>
+        <w:bidi w:val="0"/>
+        <w:jc w:val="both"/>
+        <w:rPr>
+          <w:b w:val="false"/>
+          <w:bCs w:val="false"/>
+        </w:rPr>
+      </w:pPr>
+      <w:r>
+        <w:rPr>
+          <w:b w:val="false"/>
+          <w:bCs w:val="false"/>
+        </w:rPr>
+        <w:t>* Unit test to create a user with the following data:</w:t>
+      </w:r>
+    </w:p>
+    <w:p>
+      <w:pPr>
+        <w:pStyle w:val="Normal"/>
+        <w:bidi w:val="0"/>
+        <w:jc w:val="both"/>
+        <w:rPr>
+          <w:rFonts w:ascii="Droid Sans Mono;monospace" w:hAnsi="Droid Sans Mono;monospace"/>
+          <w:b w:val="false"/>
+          <w:bCs w:val="false"/>
+          <w:color w:val="8B949E"/>
+          <w:sz w:val="21"/>
+          <w:shd w:fill="121314" w:val="clear"/>
+        </w:rPr>
+      </w:pPr>
+      <w:r>
+        <w:rPr>
+          <w:rFonts w:ascii="Droid Sans Mono;monospace" w:hAnsi="Droid Sans Mono;monospace"/>
+          <w:b w:val="false"/>
+          <w:bCs w:val="false"/>
+          <w:color w:val="8B949E"/>
+          <w:sz w:val="21"/>
+          <w:shd w:fill="121314" w:val="clear"/>
+        </w:rPr>
+        <w:t>{</w:t>
+      </w:r>
+    </w:p>
+    <w:p>
+      <w:pPr>
+        <w:pStyle w:val="Normal"/>
+        <w:spacing w:lineRule="atLeast" w:line="285"/>
+        <w:ind w:hanging="0" w:start="0" w:end="0"/>
+        <w:rPr>
+          <w:rFonts w:ascii="Droid Sans Mono;monospace" w:hAnsi="Droid Sans Mono;monospace"/>
+          <w:b w:val="false"/>
+          <w:color w:val="8B949E"/>
+          <w:sz w:val="21"/>
+          <w:shd w:fill="121314" w:val="clear"/>
+        </w:rPr>
+      </w:pPr>
+      <w:r>
+        <w:rPr>
+          <w:rFonts w:ascii="Droid Sans Mono;monospace" w:hAnsi="Droid Sans Mono;monospace"/>
+          <w:b w:val="false"/>
+          <w:color w:val="8B949E"/>
+          <w:sz w:val="21"/>
+          <w:shd w:fill="121314" w:val="clear"/>
+        </w:rPr>
+        <w:t>"user_id": 18,</w:t>
+      </w:r>
+    </w:p>
+    <w:p>
+      <w:pPr>
+        <w:pStyle w:val="Normal"/>
+        <w:spacing w:lineRule="atLeast" w:line="285"/>
+        <w:ind w:hanging="0" w:start="0" w:end="0"/>
+        <w:rPr>
+          <w:rFonts w:ascii="Droid Sans Mono;monospace" w:hAnsi="Droid Sans Mono;monospace"/>
+          <w:b w:val="false"/>
+          <w:color w:val="8B949E"/>
+          <w:sz w:val="21"/>
+          <w:shd w:fill="121314" w:val="clear"/>
+        </w:rPr>
+      </w:pPr>
+      <w:r>
+        <w:rPr>
+          <w:rFonts w:ascii="Droid Sans Mono;monospace" w:hAnsi="Droid Sans Mono;monospace"/>
+          <w:b w:val="false"/>
+          <w:color w:val="8B949E"/>
+          <w:sz w:val="21"/>
+          <w:shd w:fill="121314" w:val="clear"/>
+        </w:rPr>
+        <w:t>"user_first_name": "ELSFname",</w:t>
+      </w:r>
+    </w:p>
+    <w:p>
+      <w:pPr>
+        <w:pStyle w:val="Normal"/>
+        <w:spacing w:lineRule="atLeast" w:line="285"/>
+        <w:ind w:hanging="0" w:start="0" w:end="0"/>
+        <w:rPr>
+          <w:rFonts w:ascii="Droid Sans Mono;monospace" w:hAnsi="Droid Sans Mono;monospace"/>
+          <w:b w:val="false"/>
+          <w:color w:val="8B949E"/>
+          <w:sz w:val="21"/>
+          <w:shd w:fill="121314" w:val="clear"/>
+        </w:rPr>
+      </w:pPr>
+      <w:r>
+        <w:rPr>
+          <w:rFonts w:ascii="Droid Sans Mono;monospace" w:hAnsi="Droid Sans Mono;monospace"/>
+          <w:b w:val="false"/>
+          <w:color w:val="8B949E"/>
+          <w:sz w:val="21"/>
+          <w:shd w:fill="121314" w:val="clear"/>
+        </w:rPr>
+        <w:t>"user_last_name": "ELSLname",</w:t>
+      </w:r>
+    </w:p>
+    <w:p>
+      <w:pPr>
+        <w:pStyle w:val="Normal"/>
+        <w:spacing w:lineRule="atLeast" w:line="285"/>
+        <w:ind w:hanging="0" w:start="0" w:end="0"/>
+        <w:rPr>
+          <w:rFonts w:ascii="Droid Sans Mono;monospace" w:hAnsi="Droid Sans Mono;monospace"/>
+          <w:b w:val="false"/>
+          <w:color w:val="8B949E"/>
+          <w:sz w:val="21"/>
+          <w:shd w:fill="121314" w:val="clear"/>
+        </w:rPr>
+      </w:pPr>
+      <w:r>
+        <w:rPr>
+          <w:rFonts w:ascii="Droid Sans Mono;monospace" w:hAnsi="Droid Sans Mono;monospace"/>
+          <w:b w:val="false"/>
+          <w:color w:val="8B949E"/>
+          <w:sz w:val="21"/>
+          <w:shd w:fill="121314" w:val="clear"/>
+        </w:rPr>
+        <w:t>"user_password": "els@108pwd01",</w:t>
+      </w:r>
+    </w:p>
+    <w:p>
+      <w:pPr>
+        <w:pStyle w:val="Normal"/>
+        <w:spacing w:lineRule="atLeast" w:line="285"/>
+        <w:ind w:hanging="0" w:start="0" w:end="0"/>
+        <w:rPr>
+          <w:rFonts w:ascii="Droid Sans Mono;monospace" w:hAnsi="Droid Sans Mono;monospace"/>
+          <w:b w:val="false"/>
+          <w:color w:val="8B949E"/>
+          <w:sz w:val="21"/>
+          <w:shd w:fill="121314" w:val="clear"/>
+        </w:rPr>
+      </w:pPr>
+      <w:r>
+        <w:rPr>
+          <w:rFonts w:ascii="Droid Sans Mono;monospace" w:hAnsi="Droid Sans Mono;monospace"/>
+          <w:b w:val="false"/>
+          <w:color w:val="8B949E"/>
+          <w:sz w:val="21"/>
+          <w:shd w:fill="121314" w:val="clear"/>
+        </w:rPr>
+        <w:t>"user_email": "els@server.com",</w:t>
+      </w:r>
+    </w:p>
+    <w:p>
+      <w:pPr>
+        <w:pStyle w:val="Normal"/>
+        <w:spacing w:lineRule="atLeast" w:line="285"/>
+        <w:ind w:hanging="0" w:start="0" w:end="0"/>
+        <w:rPr>
+          <w:rFonts w:ascii="Droid Sans Mono;monospace" w:hAnsi="Droid Sans Mono;monospace"/>
+          <w:b w:val="false"/>
+          <w:color w:val="8B949E"/>
+          <w:sz w:val="21"/>
+          <w:shd w:fill="121314" w:val="clear"/>
+        </w:rPr>
+      </w:pPr>
+      <w:r>
+        <w:rPr>
+          <w:rFonts w:ascii="Droid Sans Mono;monospace" w:hAnsi="Droid Sans Mono;monospace"/>
+          <w:b w:val="false"/>
+          <w:color w:val="8B949E"/>
+          <w:sz w:val="21"/>
+          <w:shd w:fill="121314" w:val="clear"/>
+        </w:rPr>
+        <w:t>"user_dob": "1991-03-08",</w:t>
+      </w:r>
+    </w:p>
+    <w:p>
+      <w:pPr>
+        <w:pStyle w:val="Normal"/>
+        <w:spacing w:lineRule="atLeast" w:line="285"/>
+        <w:ind w:hanging="0" w:start="0" w:end="0"/>
+        <w:rPr>
+          <w:rFonts w:ascii="Droid Sans Mono;monospace" w:hAnsi="Droid Sans Mono;monospace"/>
+          <w:b w:val="false"/>
+          <w:color w:val="8B949E"/>
+          <w:sz w:val="21"/>
+          <w:shd w:fill="121314" w:val="clear"/>
+        </w:rPr>
+      </w:pPr>
+      <w:r>
+        <w:rPr>
+          <w:rFonts w:ascii="Droid Sans Mono;monospace" w:hAnsi="Droid Sans Mono;monospace"/>
+          <w:b w:val="false"/>
+          <w:color w:val="8B949E"/>
+          <w:sz w:val="21"/>
+          <w:shd w:fill="121314" w:val="clear"/>
+        </w:rPr>
+        <w:t>"user_role": "restaurant_employee",</w:t>
+      </w:r>
+    </w:p>
+    <w:p>
+      <w:pPr>
+        <w:pStyle w:val="Normal"/>
+        <w:spacing w:lineRule="atLeast" w:line="285"/>
+        <w:ind w:hanging="0" w:start="0" w:end="0"/>
+        <w:rPr>
+          <w:rFonts w:ascii="Droid Sans Mono;monospace" w:hAnsi="Droid Sans Mono;monospace"/>
+          <w:b w:val="false"/>
+          <w:color w:val="8B949E"/>
+          <w:sz w:val="21"/>
+          <w:shd w:fill="121314" w:val="clear"/>
+        </w:rPr>
+      </w:pPr>
+      <w:r>
+        <w:rPr>
+          <w:rFonts w:ascii="Droid Sans Mono;monospace" w:hAnsi="Droid Sans Mono;monospace"/>
+          <w:b w:val="false"/>
+          <w:color w:val="8B949E"/>
+          <w:sz w:val="21"/>
+          <w:shd w:fill="121314" w:val="clear"/>
+        </w:rPr>
+        <w:t>"user_address_room_no": null,</w:t>
+      </w:r>
+    </w:p>
+    <w:p>
+      <w:pPr>
+        <w:pStyle w:val="Normal"/>
+        <w:spacing w:lineRule="atLeast" w:line="285"/>
+        <w:ind w:hanging="0" w:start="0" w:end="0"/>
+        <w:rPr>
+          <w:rFonts w:ascii="Droid Sans Mono;monospace" w:hAnsi="Droid Sans Mono;monospace"/>
+          <w:b w:val="false"/>
+          <w:color w:val="8B949E"/>
+          <w:sz w:val="21"/>
+          <w:shd w:fill="121314" w:val="clear"/>
+        </w:rPr>
+      </w:pPr>
+      <w:r>
+        <w:rPr>
+          <w:rFonts w:ascii="Droid Sans Mono;monospace" w:hAnsi="Droid Sans Mono;monospace"/>
+          <w:b w:val="false"/>
+          <w:color w:val="8B949E"/>
+          <w:sz w:val="21"/>
+          <w:shd w:fill="121314" w:val="clear"/>
+        </w:rPr>
+        <w:t>"user_address_building": "3258",</w:t>
+      </w:r>
+    </w:p>
+    <w:p>
+      <w:pPr>
+        <w:pStyle w:val="Normal"/>
+        <w:spacing w:lineRule="atLeast" w:line="285"/>
+        <w:ind w:hanging="0" w:start="0" w:end="0"/>
+        <w:rPr>
+          <w:rFonts w:ascii="Droid Sans Mono;monospace" w:hAnsi="Droid Sans Mono;monospace"/>
+          <w:b w:val="false"/>
+          <w:color w:val="8B949E"/>
+          <w:sz w:val="21"/>
+          <w:shd w:fill="121314" w:val="clear"/>
+        </w:rPr>
+      </w:pPr>
+      <w:r>
+        <w:rPr>
+          <w:rFonts w:ascii="Droid Sans Mono;monospace" w:hAnsi="Droid Sans Mono;monospace"/>
+          <w:b w:val="false"/>
+          <w:color w:val="8B949E"/>
+          <w:sz w:val="21"/>
+          <w:shd w:fill="121314" w:val="clear"/>
+        </w:rPr>
+        <w:t>"user_address_street": "Dhahran Street",</w:t>
+      </w:r>
+    </w:p>
+    <w:p>
+      <w:pPr>
+        <w:pStyle w:val="Normal"/>
+        <w:spacing w:lineRule="atLeast" w:line="285"/>
+        <w:ind w:hanging="0" w:start="0" w:end="0"/>
+        <w:rPr>
+          <w:rFonts w:ascii="Droid Sans Mono;monospace" w:hAnsi="Droid Sans Mono;monospace"/>
+          <w:b w:val="false"/>
+          <w:color w:val="8B949E"/>
+          <w:sz w:val="21"/>
+          <w:shd w:fill="121314" w:val="clear"/>
+        </w:rPr>
+      </w:pPr>
+      <w:r>
+        <w:rPr>
+          <w:rFonts w:ascii="Droid Sans Mono;monospace" w:hAnsi="Droid Sans Mono;monospace"/>
+          <w:b w:val="false"/>
+          <w:color w:val="8B949E"/>
+          <w:sz w:val="21"/>
+          <w:shd w:fill="121314" w:val="clear"/>
+        </w:rPr>
+        <w:t>"user_address_city": "Al Khobar",</w:t>
+      </w:r>
+    </w:p>
+    <w:p>
+      <w:pPr>
+        <w:pStyle w:val="Normal"/>
+        <w:spacing w:lineRule="atLeast" w:line="285"/>
+        <w:ind w:hanging="0" w:start="0" w:end="0"/>
+        <w:rPr>
+          <w:rFonts w:ascii="Droid Sans Mono;monospace" w:hAnsi="Droid Sans Mono;monospace"/>
+          <w:b w:val="false"/>
+          <w:color w:val="8B949E"/>
+          <w:sz w:val="21"/>
+          <w:shd w:fill="121314" w:val="clear"/>
+        </w:rPr>
+      </w:pPr>
+      <w:r>
+        <w:rPr>
+          <w:rFonts w:ascii="Droid Sans Mono;monospace" w:hAnsi="Droid Sans Mono;monospace"/>
+          <w:b w:val="false"/>
+          <w:color w:val="8B949E"/>
+          <w:sz w:val="21"/>
+          <w:shd w:fill="121314" w:val="clear"/>
+        </w:rPr>
+        <w:t>"user_address_admin_division": "Eastern Province",</w:t>
+      </w:r>
+    </w:p>
+    <w:p>
+      <w:pPr>
+        <w:pStyle w:val="Normal"/>
+        <w:spacing w:lineRule="atLeast" w:line="285"/>
+        <w:ind w:hanging="0" w:start="0" w:end="0"/>
+        <w:rPr>
+          <w:rFonts w:ascii="Droid Sans Mono;monospace" w:hAnsi="Droid Sans Mono;monospace"/>
+          <w:b w:val="false"/>
+          <w:color w:val="8B949E"/>
+          <w:sz w:val="21"/>
+          <w:shd w:fill="121314" w:val="clear"/>
+        </w:rPr>
+      </w:pPr>
+      <w:r>
+        <w:rPr>
+          <w:rFonts w:ascii="Droid Sans Mono;monospace" w:hAnsi="Droid Sans Mono;monospace"/>
+          <w:b w:val="false"/>
+          <w:color w:val="8B949E"/>
+          <w:sz w:val="21"/>
+          <w:shd w:fill="121314" w:val="clear"/>
+        </w:rPr>
+        <w:t>"user_address_country": "Saudi Arabia",</w:t>
+      </w:r>
+    </w:p>
+    <w:p>
+      <w:pPr>
+        <w:pStyle w:val="Normal"/>
+        <w:spacing w:lineRule="atLeast" w:line="285"/>
+        <w:ind w:hanging="0" w:start="0" w:end="0"/>
+        <w:rPr>
+          <w:rFonts w:ascii="Droid Sans Mono;monospace" w:hAnsi="Droid Sans Mono;monospace"/>
+          <w:b w:val="false"/>
+          <w:color w:val="8B949E"/>
+          <w:sz w:val="21"/>
+          <w:shd w:fill="121314" w:val="clear"/>
+        </w:rPr>
+      </w:pPr>
+      <w:r>
+        <w:rPr>
+          <w:rFonts w:ascii="Droid Sans Mono;monospace" w:hAnsi="Droid Sans Mono;monospace"/>
+          <w:b w:val="false"/>
+          <w:color w:val="8B949E"/>
+          <w:sz w:val="21"/>
+          <w:shd w:fill="121314" w:val="clear"/>
+        </w:rPr>
+        <w:t>"user_address_post_code": "34446",</w:t>
+      </w:r>
+    </w:p>
+    <w:p>
+      <w:pPr>
+        <w:pStyle w:val="Normal"/>
+        <w:spacing w:lineRule="atLeast" w:line="285"/>
+        <w:ind w:hanging="0" w:start="0" w:end="0"/>
+        <w:rPr>
+          <w:rFonts w:ascii="Droid Sans Mono;monospace" w:hAnsi="Droid Sans Mono;monospace"/>
+          <w:b w:val="false"/>
+          <w:color w:val="8B949E"/>
+          <w:sz w:val="21"/>
+          <w:shd w:fill="121314" w:val="clear"/>
+        </w:rPr>
+      </w:pPr>
+      <w:r>
+        <w:rPr>
+          <w:rFonts w:ascii="Droid Sans Mono;monospace" w:hAnsi="Droid Sans Mono;monospace"/>
+          <w:b w:val="false"/>
+          <w:color w:val="8B949E"/>
+          <w:sz w:val="21"/>
+          <w:shd w:fill="121314" w:val="clear"/>
+        </w:rPr>
+        <w:t>"outlet_id": 6,</w:t>
+      </w:r>
+    </w:p>
+    <w:p>
+      <w:pPr>
+        <w:pStyle w:val="Normal"/>
+        <w:spacing w:lineRule="atLeast" w:line="285"/>
+        <w:ind w:hanging="0" w:start="0" w:end="0"/>
+        <w:rPr>
+          <w:rFonts w:ascii="Droid Sans Mono;monospace" w:hAnsi="Droid Sans Mono;monospace"/>
+          <w:b w:val="false"/>
+          <w:color w:val="8B949E"/>
+          <w:sz w:val="21"/>
+          <w:shd w:fill="121314" w:val="clear"/>
+        </w:rPr>
+      </w:pPr>
+      <w:r>
+        <w:rPr>
+          <w:rFonts w:ascii="Droid Sans Mono;monospace" w:hAnsi="Droid Sans Mono;monospace"/>
+          <w:b w:val="false"/>
+          <w:color w:val="8B949E"/>
+          <w:sz w:val="21"/>
+          <w:shd w:fill="121314" w:val="clear"/>
+        </w:rPr>
+        <w:t>"user_mobile_no": "</w:t>
+      </w:r>
+      <w:bookmarkStart w:id="0" w:name="__DdeLink__158_1242184513"/>
+      <w:r>
+        <w:rPr>
+          <w:rFonts w:ascii="Droid Sans Mono;monospace" w:hAnsi="Droid Sans Mono;monospace"/>
+          <w:b w:val="false"/>
+          <w:color w:val="8B949E"/>
+          <w:sz w:val="21"/>
+          <w:shd w:fill="121314" w:val="clear"/>
+        </w:rPr>
+        <w:t>966553123456</w:t>
+      </w:r>
+      <w:bookmarkEnd w:id="0"/>
+      <w:r>
+        <w:rPr>
+          <w:rFonts w:ascii="Droid Sans Mono;monospace" w:hAnsi="Droid Sans Mono;monospace"/>
+          <w:b w:val="false"/>
+          <w:color w:val="8B949E"/>
+          <w:sz w:val="21"/>
+          <w:shd w:fill="121314" w:val="clear"/>
+        </w:rPr>
+        <w:t>",</w:t>
+      </w:r>
+    </w:p>
+    <w:p>
+      <w:pPr>
+        <w:pStyle w:val="Normal"/>
+        <w:spacing w:lineRule="atLeast" w:line="285"/>
+        <w:ind w:hanging="0" w:start="0" w:end="0"/>
+        <w:rPr>
+          <w:rFonts w:ascii="Droid Sans Mono;monospace" w:hAnsi="Droid Sans Mono;monospace"/>
+          <w:b w:val="false"/>
+          <w:color w:val="8B949E"/>
+          <w:sz w:val="21"/>
+          <w:shd w:fill="121314" w:val="clear"/>
+        </w:rPr>
+      </w:pPr>
+      <w:r>
+        <w:rPr>
+          <w:rFonts w:ascii="Droid Sans Mono;monospace" w:hAnsi="Droid Sans Mono;monospace"/>
+          <w:b w:val="false"/>
+          <w:color w:val="8B949E"/>
+          <w:sz w:val="21"/>
+          <w:shd w:fill="121314" w:val="clear"/>
+        </w:rPr>
+        <w:t>"user_is_moderator": false,</w:t>
+      </w:r>
+    </w:p>
+    <w:p>
+      <w:pPr>
+        <w:pStyle w:val="Normal"/>
+        <w:spacing w:lineRule="atLeast" w:line="285"/>
+        <w:ind w:hanging="0" w:start="0" w:end="0"/>
+        <w:rPr>
+          <w:rFonts w:ascii="Droid Sans Mono;monospace" w:hAnsi="Droid Sans Mono;monospace"/>
+          <w:b w:val="false"/>
+          <w:color w:val="8B949E"/>
+          <w:sz w:val="21"/>
+          <w:shd w:fill="121314" w:val="clear"/>
+        </w:rPr>
+      </w:pPr>
+      <w:r>
+        <w:rPr>
+          <w:rFonts w:ascii="Droid Sans Mono;monospace" w:hAnsi="Droid Sans Mono;monospace"/>
+          <w:b w:val="false"/>
+          <w:color w:val="8B949E"/>
+          <w:sz w:val="21"/>
+          <w:shd w:fill="121314" w:val="clear"/>
+        </w:rPr>
+        <w:t>"user_status": "active"</w:t>
+      </w:r>
+    </w:p>
+    <w:p>
+      <w:pPr>
+        <w:pStyle w:val="Normal"/>
+        <w:spacing w:lineRule="atLeast" w:line="285"/>
+        <w:ind w:hanging="0" w:start="0" w:end="0"/>
+        <w:rPr>
+          <w:rFonts w:ascii="Droid Sans Mono;monospace" w:hAnsi="Droid Sans Mono;monospace"/>
+          <w:b w:val="false"/>
+          <w:color w:val="8B949E"/>
+          <w:sz w:val="21"/>
+          <w:shd w:fill="121314" w:val="clear"/>
+        </w:rPr>
+      </w:pPr>
+      <w:r>
+        <w:rPr>
+          <w:rFonts w:ascii="Droid Sans Mono;monospace" w:hAnsi="Droid Sans Mono;monospace"/>
+          <w:b w:val="false"/>
+          <w:color w:val="8B949E"/>
+          <w:sz w:val="21"/>
+          <w:shd w:fill="121314" w:val="clear"/>
+        </w:rPr>
+        <w:t>}</w:t>
+      </w:r>
+    </w:p>
+    <w:p>
+      <w:pPr>
+        <w:pStyle w:val="Normal"/>
+        <w:bidi w:val="0"/>
+        <w:jc w:val="both"/>
+        <w:rPr>
+          <w:b w:val="false"/>
+          <w:bCs w:val="false"/>
+        </w:rPr>
+      </w:pPr>
+      <w:r>
+        <w:rPr>
+          <w:b w:val="false"/>
+          <w:bCs w:val="false"/>
+        </w:rPr>
+        <w:t xml:space="preserve"> </w:t>
+      </w:r>
+    </w:p>
+    <w:p>
+      <w:pPr>
+        <w:pStyle w:val="Normal"/>
+        <w:bidi w:val="0"/>
+        <w:jc w:val="both"/>
+        <w:rPr>
+          <w:b w:val="false"/>
+          <w:bCs w:val="false"/>
+        </w:rPr>
+      </w:pPr>
+      <w:r>
+        <w:rPr>
+          <w:b w:val="false"/>
+          <w:bCs w:val="false"/>
+        </w:rPr>
+        <w:t>* Unit test to update the user_first_name of user with user_id 18 to “</w:t>
+      </w:r>
+      <w:bookmarkStart w:id="1" w:name="__DdeLink__162_1242184513"/>
+      <w:r>
+        <w:rPr>
+          <w:b w:val="false"/>
+          <w:bCs w:val="false"/>
+        </w:rPr>
+        <w:t>UPDATED ELSFname</w:t>
+      </w:r>
+      <w:bookmarkEnd w:id="1"/>
+      <w:r>
+        <w:rPr>
+          <w:b w:val="false"/>
+          <w:bCs w:val="false"/>
+        </w:rPr>
+        <w:t>” using updateUserName().</w:t>
+      </w:r>
+    </w:p>
+    <w:p>
+      <w:pPr>
+        <w:pStyle w:val="Normal"/>
+        <w:bidi w:val="0"/>
+        <w:jc w:val="both"/>
+        <w:rPr>
+          <w:b w:val="false"/>
+          <w:bCs w:val="false"/>
+        </w:rPr>
+      </w:pPr>
+      <w:r>
+        <w:rPr>
+          <w:b w:val="false"/>
+          <w:bCs w:val="false"/>
+        </w:rPr>
+      </w:r>
+    </w:p>
+    <w:p>
+      <w:pPr>
+        <w:pStyle w:val="Normal"/>
+        <w:bidi w:val="0"/>
+        <w:jc w:val="both"/>
+        <w:rPr>
+          <w:b w:val="false"/>
+          <w:bCs w:val="false"/>
+        </w:rPr>
+      </w:pPr>
+      <w:r>
+        <w:rPr>
+          <w:b w:val="false"/>
+          <w:bCs w:val="false"/>
+        </w:rPr>
+        <w:t>* Unit test to update the user_role to “restaurant manager” of user with user_id 18 using updateUserRole().</w:t>
+      </w:r>
+    </w:p>
+    <w:p>
+      <w:pPr>
+        <w:pStyle w:val="Normal"/>
+        <w:bidi w:val="0"/>
+        <w:jc w:val="both"/>
+        <w:rPr>
+          <w:b w:val="false"/>
+          <w:bCs w:val="false"/>
+        </w:rPr>
+      </w:pPr>
+      <w:r>
+        <w:rPr>
+          <w:b w:val="false"/>
+          <w:bCs w:val="false"/>
+        </w:rPr>
+      </w:r>
+    </w:p>
+    <w:p>
+      <w:pPr>
+        <w:pStyle w:val="Normal"/>
+        <w:bidi w:val="0"/>
+        <w:jc w:val="both"/>
+        <w:rPr>
+          <w:b w:val="false"/>
+        </w:rPr>
+      </w:pPr>
+      <w:r>
+        <w:rPr>
+          <w:b w:val="false"/>
+          <w:bCs w:val="false"/>
+        </w:rPr>
+        <w:t>* Unit test to update the user_password to “</w:t>
+      </w:r>
+      <w:hyperlink r:id="rId2">
+        <w:r>
+          <w:rPr>
+            <w:rStyle w:val="Hyperlink"/>
+            <w:rFonts w:ascii="Droid Sans Mono;monospace" w:hAnsi="Droid Sans Mono;monospace"/>
+            <w:b w:val="false"/>
+            <w:color w:val="8B949E"/>
+            <w:sz w:val="21"/>
+            <w:shd w:fill="121314" w:val="clear"/>
+          </w:rPr>
+          <w:t>els@108pwd0</w:t>
+        </w:r>
+        <w:r>
+          <w:rPr>
+            <w:rStyle w:val="Hyperlink"/>
+            <w:rFonts w:ascii="Droid Sans Mono;monospace" w:hAnsi="Droid Sans Mono;monospace"/>
+            <w:b w:val="false"/>
+            <w:color w:val="8B949E"/>
+            <w:sz w:val="21"/>
+            <w:shd w:fill="121314" w:val="clear"/>
+          </w:rPr>
+          <w:t>2</w:t>
+        </w:r>
+      </w:hyperlink>
+      <w:r>
+        <w:rPr>
+          <w:b w:val="false"/>
+          <w:bCs w:val="false"/>
+        </w:rPr>
+        <w:t xml:space="preserve">” of user with user_id 18 using updateUserPassword(). </w:t>
+      </w:r>
+    </w:p>
+    <w:p>
+      <w:pPr>
+        <w:pStyle w:val="Normal"/>
+        <w:bidi w:val="0"/>
+        <w:jc w:val="both"/>
+        <w:rPr>
+          <w:b w:val="false"/>
+          <w:bCs w:val="false"/>
+        </w:rPr>
+      </w:pPr>
+      <w:r>
+        <w:rPr>
+          <w:b w:val="false"/>
+        </w:rPr>
+      </w:r>
+    </w:p>
+    <w:p>
+      <w:pPr>
+        <w:pStyle w:val="Normal"/>
+        <w:bidi w:val="0"/>
+        <w:jc w:val="both"/>
+        <w:rPr>
+          <w:b w:val="false"/>
+        </w:rPr>
+      </w:pPr>
+      <w:bookmarkStart w:id="2" w:name="__DdeLink__156_1242184513"/>
+      <w:r>
+        <w:rPr>
+          <w:b w:val="false"/>
+          <w:bCs w:val="false"/>
+        </w:rPr>
+        <w:t>* Unit test to update the user_email to “</w:t>
+      </w:r>
+      <w:hyperlink r:id="rId3">
+        <w:bookmarkStart w:id="3" w:name="__DdeLink__164_1242184513"/>
+        <w:r>
+          <w:rPr>
+            <w:rStyle w:val="Hyperlink"/>
+            <w:rFonts w:ascii="Droid Sans Mono;monospace" w:hAnsi="Droid Sans Mono;monospace"/>
+            <w:b w:val="false"/>
+            <w:bCs w:val="false"/>
+            <w:color w:val="8B949E"/>
+            <w:sz w:val="21"/>
+            <w:shd w:fill="121314" w:val="clear"/>
+          </w:rPr>
+          <w:t>els</w:t>
+        </w:r>
+        <w:r>
+          <w:rPr>
+            <w:rStyle w:val="Hyperlink"/>
+            <w:rFonts w:ascii="Droid Sans Mono;monospace" w:hAnsi="Droid Sans Mono;monospace"/>
+            <w:b w:val="false"/>
+            <w:bCs w:val="false"/>
+            <w:color w:val="8B949E"/>
+            <w:sz w:val="21"/>
+            <w:shd w:fill="121314" w:val="clear"/>
+          </w:rPr>
+          <w:t>01</w:t>
+        </w:r>
+        <w:r>
+          <w:rPr>
+            <w:rStyle w:val="Hyperlink"/>
+            <w:rFonts w:ascii="Droid Sans Mono;monospace" w:hAnsi="Droid Sans Mono;monospace"/>
+            <w:b w:val="false"/>
+            <w:bCs w:val="false"/>
+            <w:color w:val="8B949E"/>
+            <w:sz w:val="21"/>
+            <w:shd w:fill="121314" w:val="clear"/>
+          </w:rPr>
+          <w:t>@server.com</w:t>
+        </w:r>
+      </w:hyperlink>
+      <w:bookmarkEnd w:id="3"/>
+      <w:r>
+        <w:rPr>
+          <w:b w:val="false"/>
+          <w:bCs w:val="false"/>
+        </w:rPr>
+        <w:t>” of user with user_id 18 using updateUserEmail().</w:t>
+      </w:r>
+      <w:bookmarkEnd w:id="2"/>
+    </w:p>
+    <w:p>
+      <w:pPr>
+        <w:pStyle w:val="Normal"/>
+        <w:bidi w:val="0"/>
+        <w:jc w:val="both"/>
+        <w:rPr>
+          <w:b w:val="false"/>
+          <w:bCs w:val="false"/>
+        </w:rPr>
+      </w:pPr>
+      <w:r>
+        <w:rPr>
+          <w:b w:val="false"/>
+        </w:rPr>
+      </w:r>
+    </w:p>
+    <w:p>
+      <w:pPr>
+        <w:pStyle w:val="Normal"/>
+        <w:bidi w:val="0"/>
+        <w:jc w:val="both"/>
+        <w:rPr>
+          <w:b w:val="false"/>
+        </w:rPr>
+      </w:pPr>
+      <w:r>
+        <w:rPr>
+          <w:b w:val="false"/>
+          <w:bCs w:val="false"/>
+        </w:rPr>
+        <w:t>* Unit test to update the user_status to “</w:t>
+      </w:r>
+      <w:r>
+        <w:rPr>
+          <w:rFonts w:ascii="Droid Sans Mono;monospace" w:hAnsi="Droid Sans Mono;monospace"/>
+          <w:b w:val="false"/>
+          <w:bCs w:val="false"/>
+          <w:color w:val="8B949E"/>
+          <w:sz w:val="21"/>
+          <w:shd w:fill="121314" w:val="clear"/>
+        </w:rPr>
+        <w:t>suspended</w:t>
+      </w:r>
+      <w:r>
+        <w:rPr>
+          <w:b w:val="false"/>
+          <w:bCs w:val="false"/>
+        </w:rPr>
+        <w:t>” of user with user_id 18 using updateUserStatus().</w:t>
+      </w:r>
+    </w:p>
+    <w:p>
+      <w:pPr>
+        <w:pStyle w:val="Normal"/>
+        <w:bidi w:val="0"/>
+        <w:jc w:val="both"/>
+        <w:rPr>
+          <w:b w:val="false"/>
+          <w:bCs w:val="false"/>
+        </w:rPr>
+      </w:pPr>
+      <w:r>
+        <w:rPr>
+          <w:b w:val="false"/>
+        </w:rPr>
+      </w:r>
+    </w:p>
+    <w:p>
+      <w:pPr>
+        <w:pStyle w:val="Normal"/>
+        <w:bidi w:val="0"/>
+        <w:jc w:val="both"/>
+        <w:rPr>
+          <w:b w:val="false"/>
+        </w:rPr>
+      </w:pPr>
+      <w:bookmarkStart w:id="4" w:name="__DdeLink__160_1242184513"/>
+      <w:r>
+        <w:rPr>
+          <w:b w:val="false"/>
+          <w:bCs w:val="false"/>
+        </w:rPr>
+        <w:t>* Unit test to update the user_mobile_no to “</w:t>
+      </w:r>
+      <w:r>
+        <w:rPr>
+          <w:rFonts w:ascii="Droid Sans Mono;monospace" w:hAnsi="Droid Sans Mono;monospace"/>
+          <w:b w:val="false"/>
+          <w:bCs w:val="false"/>
+          <w:color w:val="8B949E"/>
+          <w:sz w:val="21"/>
+          <w:shd w:fill="121314" w:val="clear"/>
+        </w:rPr>
+        <w:t>966553133456</w:t>
+      </w:r>
+      <w:r>
+        <w:rPr>
+          <w:b w:val="false"/>
+          <w:bCs w:val="false"/>
+        </w:rPr>
+        <w:t>” of user with user_id 18 using updateUserStatus().</w:t>
+      </w:r>
+      <w:bookmarkEnd w:id="4"/>
+    </w:p>
+    <w:p>
+      <w:pPr>
+        <w:pStyle w:val="Normal"/>
+        <w:bidi w:val="0"/>
+        <w:jc w:val="both"/>
+        <w:rPr>
+          <w:b w:val="false"/>
+          <w:bCs w:val="false"/>
+        </w:rPr>
+      </w:pPr>
+      <w:r>
+        <w:rPr>
+          <w:b w:val="false"/>
+        </w:rPr>
+      </w:r>
+    </w:p>
+    <w:p>
+      <w:pPr>
+        <w:pStyle w:val="Normal"/>
+        <w:bidi w:val="0"/>
+        <w:jc w:val="both"/>
+        <w:rPr>
+          <w:b w:val="false"/>
+        </w:rPr>
+      </w:pPr>
+      <w:r>
+        <w:rPr>
+          <w:b w:val="false"/>
+          <w:bCs w:val="false"/>
+        </w:rPr>
+        <w:t>* Unit test to update the user_is_moderator to “true” of user with user_id 18 using updateUserIsModerator().</w:t>
+      </w:r>
+    </w:p>
+    <w:p>
+      <w:pPr>
+        <w:pStyle w:val="Normal"/>
+        <w:bidi w:val="0"/>
+        <w:jc w:val="both"/>
+        <w:rPr>
+          <w:b w:val="false"/>
+          <w:bCs w:val="false"/>
+        </w:rPr>
+      </w:pPr>
+      <w:r>
+        <w:rPr>
+          <w:b w:val="false"/>
+        </w:rPr>
+      </w:r>
+    </w:p>
+    <w:p>
+      <w:pPr>
+        <w:pStyle w:val="Normal"/>
+        <w:bidi w:val="0"/>
+        <w:jc w:val="both"/>
+        <w:rPr>
+          <w:b w:val="false"/>
+        </w:rPr>
+      </w:pPr>
+      <w:r>
+        <w:rPr>
+          <w:b w:val="false"/>
+          <w:bCs w:val="false"/>
+        </w:rPr>
+        <w:t>* Unit test to search for users by name using user_first_name “UPDATED ELSFname” using searchUsersByName().</w:t>
+      </w:r>
+    </w:p>
+    <w:p>
+      <w:pPr>
+        <w:pStyle w:val="Normal"/>
+        <w:bidi w:val="0"/>
+        <w:jc w:val="both"/>
+        <w:rPr>
+          <w:b w:val="false"/>
+          <w:bCs w:val="false"/>
+        </w:rPr>
+      </w:pPr>
+      <w:r>
+        <w:rPr>
+          <w:b w:val="false"/>
+        </w:rPr>
+      </w:r>
+    </w:p>
+    <w:p>
+      <w:pPr>
+        <w:pStyle w:val="Normal"/>
+        <w:bidi w:val="0"/>
+        <w:jc w:val="both"/>
+        <w:rPr>
+          <w:b w:val="false"/>
+        </w:rPr>
+      </w:pPr>
+      <w:r>
+        <w:rPr>
+          <w:b w:val="false"/>
+          <w:bCs w:val="false"/>
+        </w:rPr>
+        <w:t>* Unit test to find the user with user_id 18 using findOneUser().</w:t>
+      </w:r>
+    </w:p>
+    <w:p>
+      <w:pPr>
+        <w:pStyle w:val="Normal"/>
+        <w:bidi w:val="0"/>
+        <w:jc w:val="both"/>
+        <w:rPr>
+          <w:b w:val="false"/>
+          <w:bCs w:val="false"/>
+        </w:rPr>
+      </w:pPr>
+      <w:r>
+        <w:rPr>
+          <w:b w:val="false"/>
+        </w:rPr>
+      </w:r>
+    </w:p>
+    <w:p>
+      <w:pPr>
+        <w:pStyle w:val="Normal"/>
+        <w:bidi w:val="0"/>
+        <w:jc w:val="both"/>
+        <w:rPr>
+          <w:b w:val="false"/>
+        </w:rPr>
+      </w:pPr>
+      <w:r>
+        <w:rPr>
+          <w:b w:val="false"/>
+          <w:bCs w:val="false"/>
+        </w:rPr>
+        <w:t>* Unit test to search for the user using user_email “</w:t>
+      </w:r>
+      <w:hyperlink r:id="rId4">
+        <w:r>
+          <w:rPr>
+            <w:rStyle w:val="Hyperlink"/>
+            <w:rFonts w:ascii="Droid Sans Mono;monospace" w:hAnsi="Droid Sans Mono;monospace"/>
+            <w:b w:val="false"/>
+            <w:bCs w:val="false"/>
+            <w:color w:val="8B949E"/>
+            <w:sz w:val="21"/>
+            <w:shd w:fill="121314" w:val="clear"/>
+          </w:rPr>
+          <w:t>els01@server.com</w:t>
+        </w:r>
+      </w:hyperlink>
+      <w:hyperlink r:id="rId5">
+        <w:r>
+          <w:rPr>
+            <w:b w:val="false"/>
+            <w:bCs w:val="false"/>
+          </w:rPr>
+          <w:t>” using searchUsersByEmail().</w:t>
+        </w:r>
+      </w:hyperlink>
+    </w:p>
+    <w:p>
+      <w:pPr>
+        <w:pStyle w:val="Normal"/>
+        <w:bidi w:val="0"/>
+        <w:jc w:val="both"/>
+        <w:rPr>
+          <w:b w:val="false"/>
+          <w:bCs w:val="false"/>
+        </w:rPr>
+      </w:pPr>
+      <w:r>
+        <w:rPr>
+          <w:b w:val="false"/>
+        </w:rPr>
+      </w:r>
+    </w:p>
+    <w:p>
+      <w:pPr>
+        <w:pStyle w:val="Normal"/>
+        <w:bidi w:val="0"/>
+        <w:jc w:val="both"/>
+        <w:rPr>
+          <w:b w:val="false"/>
+          <w:bCs w:val="false"/>
+        </w:rPr>
+      </w:pPr>
+      <w:bookmarkStart w:id="5" w:name="__DdeLink__255_3299975041"/>
+      <w:r>
+        <w:rPr>
+          <w:b w:val="false"/>
+          <w:bCs w:val="false"/>
+        </w:rPr>
+        <w:t xml:space="preserve">* Unit test to Update the </w:t>
+      </w:r>
+      <w:r>
+        <w:rPr>
+          <w:b w:val="false"/>
+          <w:bCs w:val="false"/>
+        </w:rPr>
+        <w:t>user</w:t>
+      </w:r>
+      <w:r>
+        <w:rPr>
+          <w:b w:val="false"/>
+          <w:bCs w:val="false"/>
+        </w:rPr>
+        <w:t xml:space="preserve">_address_room_no of user with </w:t>
+      </w:r>
+      <w:r>
+        <w:rPr>
+          <w:b w:val="false"/>
+          <w:bCs w:val="false"/>
+        </w:rPr>
+        <w:t>user</w:t>
+      </w:r>
+      <w:r>
+        <w:rPr>
+          <w:b w:val="false"/>
+          <w:bCs w:val="false"/>
+        </w:rPr>
+        <w:t xml:space="preserve">_id = </w:t>
+      </w:r>
+      <w:r>
+        <w:rPr>
+          <w:b w:val="false"/>
+          <w:bCs w:val="false"/>
+        </w:rPr>
+        <w:t>18</w:t>
+      </w:r>
+      <w:r>
+        <w:rPr>
+          <w:b w:val="false"/>
+          <w:bCs w:val="false"/>
+        </w:rPr>
+        <w:t xml:space="preserve"> to “22” using the update</w:t>
+      </w:r>
+      <w:r>
+        <w:rPr>
+          <w:b w:val="false"/>
+          <w:bCs w:val="false"/>
+        </w:rPr>
+        <w:t>User</w:t>
+      </w:r>
+      <w:r>
+        <w:rPr>
+          <w:b w:val="false"/>
+          <w:bCs w:val="false"/>
+        </w:rPr>
+        <w:t>Address</w:t>
+      </w:r>
+      <w:r>
+        <w:rPr>
+          <w:b w:val="false"/>
+          <w:bCs w:val="false"/>
+        </w:rPr>
+        <w:t>()</w:t>
+      </w:r>
+      <w:r>
+        <w:rPr>
+          <w:b w:val="false"/>
+          <w:bCs w:val="false"/>
+        </w:rPr>
+        <w:t xml:space="preserve"> method.</w:t>
+      </w:r>
+      <w:bookmarkEnd w:id="5"/>
+    </w:p>
+    <w:p>
+      <w:pPr>
+        <w:pStyle w:val="Normal"/>
+        <w:bidi w:val="0"/>
+        <w:jc w:val="both"/>
+        <w:rPr>
+          <w:b w:val="false"/>
+          <w:bCs w:val="false"/>
+        </w:rPr>
+      </w:pPr>
+      <w:r>
+        <w:rPr>
+          <w:b w:val="false"/>
+          <w:bCs w:val="false"/>
+        </w:rPr>
+      </w:r>
+    </w:p>
+    <w:p>
+      <w:pPr>
+        <w:pStyle w:val="Normal"/>
+        <w:bidi w:val="0"/>
+        <w:jc w:val="both"/>
+        <w:rPr>
+          <w:b w:val="false"/>
+          <w:bCs w:val="false"/>
+        </w:rPr>
+      </w:pPr>
+      <w:bookmarkStart w:id="6" w:name="__DdeLink__257_3299975041"/>
+      <w:r>
+        <w:rPr>
+          <w:b w:val="false"/>
+          <w:bCs w:val="false"/>
+        </w:rPr>
+        <w:t xml:space="preserve">* Unit test to Update the </w:t>
+      </w:r>
+      <w:r>
+        <w:rPr>
+          <w:b w:val="false"/>
+          <w:bCs w:val="false"/>
+        </w:rPr>
+        <w:t>user</w:t>
+      </w:r>
+      <w:r>
+        <w:rPr>
+          <w:b w:val="false"/>
+          <w:bCs w:val="false"/>
+        </w:rPr>
+        <w:t xml:space="preserve">_address_building of user with </w:t>
+      </w:r>
+      <w:r>
+        <w:rPr>
+          <w:b w:val="false"/>
+          <w:bCs w:val="false"/>
+        </w:rPr>
+        <w:t>user</w:t>
+      </w:r>
+      <w:r>
+        <w:rPr>
+          <w:b w:val="false"/>
+          <w:bCs w:val="false"/>
+        </w:rPr>
+        <w:t xml:space="preserve">_id = </w:t>
+      </w:r>
+      <w:r>
+        <w:rPr>
+          <w:b w:val="false"/>
+          <w:bCs w:val="false"/>
+        </w:rPr>
+        <w:t>18</w:t>
+      </w:r>
+      <w:r>
+        <w:rPr>
+          <w:b w:val="false"/>
+          <w:bCs w:val="false"/>
+        </w:rPr>
+        <w:t xml:space="preserve"> to “</w:t>
+      </w:r>
+      <w:r>
+        <w:rPr>
+          <w:b w:val="false"/>
+          <w:bCs w:val="false"/>
+        </w:rPr>
+        <w:t>USER</w:t>
+      </w:r>
+      <w:r>
+        <w:rPr>
+          <w:b w:val="false"/>
+          <w:bCs w:val="false"/>
+        </w:rPr>
+        <w:t xml:space="preserve"> HQ ADDRESS BUILDING” using the update</w:t>
+      </w:r>
+      <w:r>
+        <w:rPr>
+          <w:b w:val="false"/>
+          <w:bCs w:val="false"/>
+        </w:rPr>
+        <w:t>User</w:t>
+      </w:r>
+      <w:r>
+        <w:rPr>
+          <w:b w:val="false"/>
+          <w:bCs w:val="false"/>
+        </w:rPr>
+        <w:t>Address</w:t>
+      </w:r>
+      <w:r>
+        <w:rPr>
+          <w:b w:val="false"/>
+          <w:bCs w:val="false"/>
+        </w:rPr>
+        <w:t>()</w:t>
+      </w:r>
+      <w:r>
+        <w:rPr>
+          <w:b w:val="false"/>
+          <w:bCs w:val="false"/>
+        </w:rPr>
+        <w:t xml:space="preserve"> method.</w:t>
+      </w:r>
+      <w:bookmarkEnd w:id="6"/>
+    </w:p>
+    <w:p>
+      <w:pPr>
+        <w:pStyle w:val="Normal"/>
+        <w:bidi w:val="0"/>
+        <w:jc w:val="both"/>
+        <w:rPr>
+          <w:b w:val="false"/>
+          <w:bCs w:val="false"/>
+        </w:rPr>
+      </w:pPr>
+      <w:r>
+        <w:rPr>
+          <w:b w:val="false"/>
+          <w:bCs w:val="false"/>
+        </w:rPr>
+      </w:r>
+    </w:p>
+    <w:p>
+      <w:pPr>
+        <w:pStyle w:val="Normal"/>
+        <w:bidi w:val="0"/>
+        <w:jc w:val="both"/>
+        <w:rPr>
+          <w:b w:val="false"/>
+          <w:bCs w:val="false"/>
+        </w:rPr>
+      </w:pPr>
+      <w:bookmarkStart w:id="7" w:name="__DdeLink__259_3299975041"/>
+      <w:r>
+        <w:rPr>
+          <w:b w:val="false"/>
+          <w:bCs w:val="false"/>
+        </w:rPr>
+        <w:t xml:space="preserve">* Unit test to Update the </w:t>
+      </w:r>
+      <w:r>
+        <w:rPr>
+          <w:b w:val="false"/>
+          <w:bCs w:val="false"/>
+        </w:rPr>
+        <w:t>user</w:t>
+      </w:r>
+      <w:r>
+        <w:rPr>
+          <w:b w:val="false"/>
+          <w:bCs w:val="false"/>
+        </w:rPr>
+        <w:t xml:space="preserve">_address_street of user with </w:t>
+      </w:r>
+      <w:r>
+        <w:rPr>
+          <w:b w:val="false"/>
+          <w:bCs w:val="false"/>
+        </w:rPr>
+        <w:t>user</w:t>
+      </w:r>
+      <w:r>
+        <w:rPr>
+          <w:b w:val="false"/>
+          <w:bCs w:val="false"/>
+        </w:rPr>
+        <w:t xml:space="preserve">_id = </w:t>
+      </w:r>
+      <w:r>
+        <w:rPr>
+          <w:b w:val="false"/>
+          <w:bCs w:val="false"/>
+        </w:rPr>
+        <w:t>18</w:t>
+      </w:r>
+      <w:r>
+        <w:rPr>
+          <w:b w:val="false"/>
+          <w:bCs w:val="false"/>
+        </w:rPr>
+        <w:t xml:space="preserve"> to “</w:t>
+      </w:r>
+      <w:r>
+        <w:rPr>
+          <w:b w:val="false"/>
+          <w:bCs w:val="false"/>
+        </w:rPr>
+        <w:t>USER</w:t>
+      </w:r>
+      <w:r>
+        <w:rPr>
+          <w:b w:val="false"/>
+          <w:bCs w:val="false"/>
+        </w:rPr>
+        <w:t xml:space="preserve"> HQ ADDRESS STREET” using the update</w:t>
+      </w:r>
+      <w:r>
+        <w:rPr>
+          <w:b w:val="false"/>
+          <w:bCs w:val="false"/>
+        </w:rPr>
+        <w:t>User</w:t>
+      </w:r>
+      <w:r>
+        <w:rPr>
+          <w:b w:val="false"/>
+          <w:bCs w:val="false"/>
+        </w:rPr>
+        <w:t>Address</w:t>
+      </w:r>
+      <w:r>
+        <w:rPr>
+          <w:b w:val="false"/>
+          <w:bCs w:val="false"/>
+        </w:rPr>
+        <w:t>()</w:t>
+      </w:r>
+      <w:r>
+        <w:rPr>
+          <w:b w:val="false"/>
+          <w:bCs w:val="false"/>
+        </w:rPr>
+        <w:t xml:space="preserve"> method.</w:t>
+      </w:r>
+      <w:bookmarkEnd w:id="7"/>
+    </w:p>
+    <w:p>
+      <w:pPr>
+        <w:pStyle w:val="Normal"/>
+        <w:bidi w:val="0"/>
+        <w:jc w:val="both"/>
+        <w:rPr>
+          <w:b w:val="false"/>
+          <w:bCs w:val="false"/>
+        </w:rPr>
+      </w:pPr>
+      <w:r>
+        <w:rPr>
+          <w:b w:val="false"/>
+          <w:bCs w:val="false"/>
+        </w:rPr>
+      </w:r>
+    </w:p>
+    <w:p>
+      <w:pPr>
+        <w:pStyle w:val="Normal"/>
+        <w:bidi w:val="0"/>
+        <w:jc w:val="both"/>
+        <w:rPr>
+          <w:b w:val="false"/>
+          <w:bCs w:val="false"/>
+        </w:rPr>
+      </w:pPr>
+      <w:bookmarkStart w:id="8" w:name="__DdeLink__261_3299975041"/>
+      <w:r>
+        <w:rPr>
+          <w:b w:val="false"/>
+          <w:bCs w:val="false"/>
+        </w:rPr>
+        <w:t xml:space="preserve">* Unit test to Update the </w:t>
+      </w:r>
+      <w:r>
+        <w:rPr>
+          <w:b w:val="false"/>
+          <w:bCs w:val="false"/>
+        </w:rPr>
+        <w:t>user</w:t>
+      </w:r>
+      <w:r>
+        <w:rPr>
+          <w:b w:val="false"/>
+          <w:bCs w:val="false"/>
+        </w:rPr>
+        <w:t xml:space="preserve">_address_city ofuser with </w:t>
+      </w:r>
+      <w:r>
+        <w:rPr>
+          <w:b w:val="false"/>
+          <w:bCs w:val="false"/>
+        </w:rPr>
+        <w:t>user</w:t>
+      </w:r>
+      <w:r>
+        <w:rPr>
+          <w:b w:val="false"/>
+          <w:bCs w:val="false"/>
+        </w:rPr>
+        <w:t xml:space="preserve">_id = </w:t>
+      </w:r>
+      <w:r>
+        <w:rPr>
+          <w:b w:val="false"/>
+          <w:bCs w:val="false"/>
+        </w:rPr>
+        <w:t>18</w:t>
+      </w:r>
+      <w:r>
+        <w:rPr>
+          <w:b w:val="false"/>
+          <w:bCs w:val="false"/>
+        </w:rPr>
+        <w:t xml:space="preserve"> to “</w:t>
+      </w:r>
+      <w:r>
+        <w:rPr>
+          <w:b w:val="false"/>
+          <w:bCs w:val="false"/>
+        </w:rPr>
+        <w:t>USER</w:t>
+      </w:r>
+      <w:r>
+        <w:rPr>
+          <w:b w:val="false"/>
+          <w:bCs w:val="false"/>
+        </w:rPr>
+        <w:t xml:space="preserve"> HQ ADDRESS CITY” using the update</w:t>
+      </w:r>
+      <w:r>
+        <w:rPr>
+          <w:b w:val="false"/>
+          <w:bCs w:val="false"/>
+        </w:rPr>
+        <w:t>User</w:t>
+      </w:r>
+      <w:r>
+        <w:rPr>
+          <w:b w:val="false"/>
+          <w:bCs w:val="false"/>
+        </w:rPr>
+        <w:t>Address</w:t>
+      </w:r>
+      <w:r>
+        <w:rPr>
+          <w:b w:val="false"/>
+          <w:bCs w:val="false"/>
+        </w:rPr>
+        <w:t>()</w:t>
+      </w:r>
+      <w:r>
+        <w:rPr>
+          <w:b w:val="false"/>
+          <w:bCs w:val="false"/>
+        </w:rPr>
+        <w:t xml:space="preserve"> method.</w:t>
+      </w:r>
+      <w:bookmarkEnd w:id="8"/>
+    </w:p>
+    <w:p>
+      <w:pPr>
+        <w:pStyle w:val="Normal"/>
+        <w:bidi w:val="0"/>
+        <w:jc w:val="both"/>
+        <w:rPr>
+          <w:b w:val="false"/>
+          <w:bCs w:val="false"/>
+        </w:rPr>
+      </w:pPr>
+      <w:r>
+        <w:rPr>
+          <w:b w:val="false"/>
+          <w:bCs w:val="false"/>
+        </w:rPr>
+      </w:r>
+    </w:p>
+    <w:p>
+      <w:pPr>
+        <w:pStyle w:val="Normal"/>
+        <w:bidi w:val="0"/>
+        <w:jc w:val="both"/>
+        <w:rPr>
+          <w:b w:val="false"/>
+          <w:bCs w:val="false"/>
+        </w:rPr>
+      </w:pPr>
+      <w:bookmarkStart w:id="9" w:name="__DdeLink__263_3299975041"/>
+      <w:r>
+        <w:rPr>
+          <w:b w:val="false"/>
+          <w:bCs w:val="false"/>
+        </w:rPr>
+        <w:t xml:space="preserve">* Unit test to Update the </w:t>
+      </w:r>
+      <w:r>
+        <w:rPr>
+          <w:b w:val="false"/>
+          <w:bCs w:val="false"/>
+        </w:rPr>
+        <w:t>user</w:t>
+      </w:r>
+      <w:r>
+        <w:rPr>
+          <w:b w:val="false"/>
+          <w:bCs w:val="false"/>
+        </w:rPr>
+        <w:t xml:space="preserve">_address_admin_division ofuser with </w:t>
+      </w:r>
+      <w:r>
+        <w:rPr>
+          <w:b w:val="false"/>
+          <w:bCs w:val="false"/>
+        </w:rPr>
+        <w:t>user</w:t>
+      </w:r>
+      <w:r>
+        <w:rPr>
+          <w:b w:val="false"/>
+          <w:bCs w:val="false"/>
+        </w:rPr>
+        <w:t xml:space="preserve">_id = </w:t>
+      </w:r>
+      <w:r>
+        <w:rPr>
+          <w:b w:val="false"/>
+          <w:bCs w:val="false"/>
+        </w:rPr>
+        <w:t>18</w:t>
+      </w:r>
+      <w:r>
+        <w:rPr>
+          <w:b w:val="false"/>
+          <w:bCs w:val="false"/>
+        </w:rPr>
+        <w:t xml:space="preserve"> to “</w:t>
+      </w:r>
+      <w:r>
+        <w:rPr>
+          <w:b w:val="false"/>
+          <w:bCs w:val="false"/>
+        </w:rPr>
+        <w:t>USER</w:t>
+      </w:r>
+      <w:r>
+        <w:rPr>
+          <w:b w:val="false"/>
+          <w:bCs w:val="false"/>
+        </w:rPr>
+        <w:t xml:space="preserve"> HQ ADDRESS ADMIN DIVISION” using the update</w:t>
+      </w:r>
+      <w:r>
+        <w:rPr>
+          <w:b w:val="false"/>
+          <w:bCs w:val="false"/>
+        </w:rPr>
+        <w:t>User</w:t>
+      </w:r>
+      <w:r>
+        <w:rPr>
+          <w:b w:val="false"/>
+          <w:bCs w:val="false"/>
+        </w:rPr>
+        <w:t>Address</w:t>
+      </w:r>
+      <w:r>
+        <w:rPr>
+          <w:b w:val="false"/>
+          <w:bCs w:val="false"/>
+        </w:rPr>
+        <w:t>()</w:t>
+      </w:r>
+      <w:r>
+        <w:rPr>
+          <w:b w:val="false"/>
+          <w:bCs w:val="false"/>
+        </w:rPr>
+        <w:t xml:space="preserve"> method.</w:t>
+      </w:r>
+      <w:bookmarkEnd w:id="9"/>
+    </w:p>
+    <w:p>
+      <w:pPr>
+        <w:pStyle w:val="Normal"/>
+        <w:bidi w:val="0"/>
+        <w:jc w:val="both"/>
+        <w:rPr>
+          <w:b w:val="false"/>
+          <w:bCs w:val="false"/>
+        </w:rPr>
+      </w:pPr>
+      <w:r>
+        <w:rPr>
+          <w:b w:val="false"/>
+          <w:bCs w:val="false"/>
+        </w:rPr>
+      </w:r>
+    </w:p>
+    <w:p>
+      <w:pPr>
+        <w:pStyle w:val="Normal"/>
+        <w:bidi w:val="0"/>
+        <w:jc w:val="both"/>
+        <w:rPr>
+          <w:b w:val="false"/>
+          <w:bCs w:val="false"/>
+        </w:rPr>
+      </w:pPr>
+      <w:bookmarkStart w:id="10" w:name="__DdeLink__265_3299975041"/>
+      <w:r>
+        <w:rPr>
+          <w:b w:val="false"/>
+          <w:bCs w:val="false"/>
+        </w:rPr>
+        <w:t xml:space="preserve">* Unit test to Update the </w:t>
+      </w:r>
+      <w:r>
+        <w:rPr>
+          <w:b w:val="false"/>
+          <w:bCs w:val="false"/>
+        </w:rPr>
+        <w:t>user</w:t>
+      </w:r>
+      <w:r>
+        <w:rPr>
+          <w:b w:val="false"/>
+          <w:bCs w:val="false"/>
+        </w:rPr>
+        <w:t xml:space="preserve">_address_country of user with </w:t>
+      </w:r>
+      <w:r>
+        <w:rPr>
+          <w:b w:val="false"/>
+          <w:bCs w:val="false"/>
+        </w:rPr>
+        <w:t>user</w:t>
+      </w:r>
+      <w:r>
+        <w:rPr>
+          <w:b w:val="false"/>
+          <w:bCs w:val="false"/>
+        </w:rPr>
+        <w:t xml:space="preserve">_id = </w:t>
+      </w:r>
+      <w:r>
+        <w:rPr>
+          <w:b w:val="false"/>
+          <w:bCs w:val="false"/>
+        </w:rPr>
+        <w:t>18</w:t>
+      </w:r>
+      <w:r>
+        <w:rPr>
+          <w:b w:val="false"/>
+          <w:bCs w:val="false"/>
+        </w:rPr>
+        <w:t xml:space="preserve"> to “</w:t>
+      </w:r>
+      <w:r>
+        <w:rPr>
+          <w:b w:val="false"/>
+          <w:bCs w:val="false"/>
+        </w:rPr>
+        <w:t>India</w:t>
+      </w:r>
+      <w:r>
+        <w:rPr>
+          <w:b w:val="false"/>
+          <w:bCs w:val="false"/>
+        </w:rPr>
+        <w:t>” using the update</w:t>
+      </w:r>
+      <w:r>
+        <w:rPr>
+          <w:b w:val="false"/>
+          <w:bCs w:val="false"/>
+        </w:rPr>
+        <w:t>User</w:t>
+      </w:r>
+      <w:r>
+        <w:rPr>
+          <w:b w:val="false"/>
+          <w:bCs w:val="false"/>
+        </w:rPr>
+        <w:t>Address</w:t>
+      </w:r>
+      <w:r>
+        <w:rPr>
+          <w:b w:val="false"/>
+          <w:bCs w:val="false"/>
+        </w:rPr>
+        <w:t>()</w:t>
+      </w:r>
+      <w:r>
+        <w:rPr>
+          <w:b w:val="false"/>
+          <w:bCs w:val="false"/>
+        </w:rPr>
+        <w:t xml:space="preserve"> method.</w:t>
+      </w:r>
+      <w:bookmarkEnd w:id="10"/>
+    </w:p>
+    <w:p>
+      <w:pPr>
+        <w:pStyle w:val="Normal"/>
+        <w:bidi w:val="0"/>
+        <w:jc w:val="both"/>
+        <w:rPr>
+          <w:b w:val="false"/>
+          <w:bCs w:val="false"/>
+        </w:rPr>
+      </w:pPr>
+      <w:r>
+        <w:rPr>
+          <w:b w:val="false"/>
+          <w:bCs w:val="false"/>
+        </w:rPr>
+      </w:r>
+    </w:p>
+    <w:p>
+      <w:pPr>
+        <w:pStyle w:val="Normal"/>
+        <w:bidi w:val="0"/>
+        <w:jc w:val="both"/>
+        <w:rPr>
+          <w:b w:val="false"/>
+          <w:bCs w:val="false"/>
+        </w:rPr>
+      </w:pPr>
+      <w:r>
+        <w:rPr>
+          <w:bCs w:val="false"/>
+        </w:rPr>
+        <w:t xml:space="preserve">* Unit test to Update the </w:t>
+      </w:r>
+      <w:r>
+        <w:rPr>
+          <w:bCs w:val="false"/>
+        </w:rPr>
+        <w:t>user</w:t>
+      </w:r>
+      <w:r>
+        <w:rPr>
+          <w:bCs w:val="false"/>
+        </w:rPr>
+        <w:t xml:space="preserve">_headquarters_address_post_code of user with </w:t>
+      </w:r>
+      <w:r>
+        <w:rPr>
+          <w:bCs w:val="false"/>
+        </w:rPr>
+        <w:t>user</w:t>
+      </w:r>
+      <w:r>
+        <w:rPr>
+          <w:bCs w:val="false"/>
+        </w:rPr>
+        <w:t xml:space="preserve">_id = </w:t>
+      </w:r>
+      <w:r>
+        <w:rPr>
+          <w:bCs w:val="false"/>
+        </w:rPr>
+        <w:t>18</w:t>
+      </w:r>
+      <w:r>
+        <w:rPr>
+          <w:bCs w:val="false"/>
+        </w:rPr>
+        <w:t xml:space="preserve"> to “313456” using the update</w:t>
+      </w:r>
+      <w:r>
+        <w:rPr>
+          <w:bCs w:val="false"/>
+        </w:rPr>
+        <w:t>User</w:t>
+      </w:r>
+      <w:r>
+        <w:rPr>
+          <w:bCs w:val="false"/>
+        </w:rPr>
+        <w:t>Address</w:t>
+      </w:r>
+      <w:r>
+        <w:rPr>
+          <w:bCs w:val="false"/>
+        </w:rPr>
+        <w:t>()</w:t>
+      </w:r>
+      <w:r>
+        <w:rPr>
+          <w:bCs w:val="false"/>
+        </w:rPr>
+        <w:t xml:space="preserve"> method.</w:t>
+      </w:r>
+    </w:p>
+    <w:p>
+      <w:pPr>
+        <w:pStyle w:val="Normal"/>
+        <w:bidi w:val="0"/>
+        <w:jc w:val="both"/>
+        <w:rPr>
+          <w:b w:val="false"/>
+          <w:bCs w:val="false"/>
+        </w:rPr>
+      </w:pPr>
+      <w:r>
+        <w:rPr>
+          <w:b w:val="false"/>
+        </w:rPr>
+      </w:r>
+    </w:p>
+    <w:p>
+      <w:pPr>
+        <w:pStyle w:val="Normal"/>
+        <w:bidi w:val="0"/>
+        <w:jc w:val="both"/>
+        <w:rPr>
+          <w:b w:val="false"/>
+        </w:rPr>
+      </w:pPr>
+      <w:r>
+        <w:rPr>
+          <w:b w:val="false"/>
+          <w:bCs w:val="false"/>
+        </w:rPr>
+        <w:t>* Unit test to remove the user with user_id 18 using removeUser().</w:t>
       </w:r>
     </w:p>
     <w:sectPr>
@@ -2600,6 +4523,20 @@
       <w:sz w:val="24"/>
       <w:szCs w:val="24"/>
       <w:lang w:val="en-IN" w:eastAsia="zh-CN" w:bidi="hi-IN"/>
+    </w:rPr>
+  </w:style>
+  <w:style w:type="character" w:styleId="Hyperlink">
+    <w:name w:val="Hyperlink"/>
+    <w:rPr>
+      <w:color w:val="000080"/>
+      <w:u w:val="single"/>
+    </w:rPr>
+  </w:style>
+  <w:style w:type="character" w:styleId="FollowedHyperlink">
+    <w:name w:val="FollowedHyperlink"/>
+    <w:rPr>
+      <w:color w:val="800000"/>
+      <w:u w:val="single"/>
     </w:rPr>
   </w:style>
   <w:style w:type="paragraph" w:styleId="Heading">
